--- a/figs/tables/table2.docx
+++ b/figs/tables/table2.docx
@@ -235,7 +235,7 @@
                 <w:sz w:val="20"/>
                 <w:b w:val="true"/>
               </w:rPr>
-              <w:t xml:space="default">424.57</w:t>
+              <w:t xml:space="default">764.89</w:t>
             </w:r>
           </w:p>
         </w:tc>
@@ -310,7 +310,7 @@
                 <w:sz w:val="20"/>
                 <w:b w:val="true"/>
               </w:rPr>
-              <w:t xml:space="default">53.65</w:t>
+              <w:t xml:space="default">54.49</w:t>
             </w:r>
           </w:p>
         </w:tc>
@@ -387,31 +387,31 @@
                 <w:rFonts w:ascii="Calibri" w:hAnsi="Calibri"/>
                 <w:sz w:val="20"/>
               </w:rPr>
-              <w:t xml:space="default">432.45</w:t>
-            </w:r>
-          </w:p>
-        </w:tc>
-        <w:tc>
-          <w:tcPr>
-            <w:tcBorders>
-              <w:top w:val="single" w:space="0" w:color="D3D3D3"/>
-              <w:bottom w:val="single" w:space="0" w:color="D3D3D3"/>
-              <w:start w:val="single" w:space="0" w:color="D3D3D3"/>
-              <w:end w:val="single" w:space="0" w:color="D3D3D3"/>
-            </w:tcBorders>
-          </w:tcPr>
-          <w:p>
-            <w:pPr>
-              <w:spacing w:before="0" w:after="60"/>
-              <w:keepNext/>
-              <w:jc w:val="end"/>
-            </w:pPr>
-            <w:r>
-              <w:rPr>
-                <w:rFonts w:ascii="Calibri" w:hAnsi="Calibri"/>
-                <w:sz w:val="20"/>
-              </w:rPr>
-              <w:t xml:space="default">7.89</w:t>
+              <w:t xml:space="default">776.61</w:t>
+            </w:r>
+          </w:p>
+        </w:tc>
+        <w:tc>
+          <w:tcPr>
+            <w:tcBorders>
+              <w:top w:val="single" w:space="0" w:color="D3D3D3"/>
+              <w:bottom w:val="single" w:space="0" w:color="D3D3D3"/>
+              <w:start w:val="single" w:space="0" w:color="D3D3D3"/>
+              <w:end w:val="single" w:space="0" w:color="D3D3D3"/>
+            </w:tcBorders>
+          </w:tcPr>
+          <w:p>
+            <w:pPr>
+              <w:spacing w:before="0" w:after="60"/>
+              <w:keepNext/>
+              <w:jc w:val="end"/>
+            </w:pPr>
+            <w:r>
+              <w:rPr>
+                <w:rFonts w:ascii="Calibri" w:hAnsi="Calibri"/>
+                <w:sz w:val="20"/>
+              </w:rPr>
+              <w:t xml:space="default">11.72</w:t>
             </w:r>
           </w:p>
         </w:tc>
@@ -459,7 +459,7 @@
                 <w:rFonts w:ascii="Calibri" w:hAnsi="Calibri"/>
                 <w:sz w:val="20"/>
               </w:rPr>
-              <w:t xml:space="default">56.34</w:t>
+              <w:t xml:space="default">57.09</w:t>
             </w:r>
           </w:p>
         </w:tc>
@@ -488,127 +488,127 @@
                 <w:rFonts w:ascii="Calibri" w:hAnsi="Calibri"/>
                 <w:sz w:val="20"/>
               </w:rPr>
-              <w:t xml:space="default"> te(depth, temp, k = 3) + s(velocity, k = 4)</w:t>
-            </w:r>
-          </w:p>
-        </w:tc>
-        <w:tc>
-          <w:tcPr>
-            <w:tcBorders>
-              <w:top w:val="single" w:space="0" w:color="D3D3D3"/>
-              <w:bottom w:val="single" w:space="0" w:color="D3D3D3"/>
-              <w:start w:val="single" w:space="0" w:color="D3D3D3"/>
-              <w:end w:val="single" w:space="0" w:color="D3D3D3"/>
-            </w:tcBorders>
-          </w:tcPr>
-          <w:p>
-            <w:pPr>
-              <w:spacing w:before="0" w:after="60"/>
-              <w:keepNext/>
-              <w:jc w:val="end"/>
-            </w:pPr>
-            <w:r>
-              <w:rPr>
-                <w:rFonts w:ascii="Calibri" w:hAnsi="Calibri"/>
-                <w:sz w:val="20"/>
-              </w:rPr>
-              <w:t xml:space="default">12</w:t>
-            </w:r>
-          </w:p>
-        </w:tc>
-        <w:tc>
-          <w:tcPr>
-            <w:tcBorders>
-              <w:top w:val="single" w:space="0" w:color="D3D3D3"/>
-              <w:bottom w:val="single" w:space="0" w:color="D3D3D3"/>
-              <w:start w:val="single" w:space="0" w:color="D3D3D3"/>
-              <w:end w:val="single" w:space="0" w:color="D3D3D3"/>
-            </w:tcBorders>
-          </w:tcPr>
-          <w:p>
-            <w:pPr>
-              <w:spacing w:before="0" w:after="60"/>
-              <w:keepNext/>
-              <w:jc w:val="end"/>
-            </w:pPr>
-            <w:r>
-              <w:rPr>
-                <w:rFonts w:ascii="Calibri" w:hAnsi="Calibri"/>
-                <w:sz w:val="20"/>
-              </w:rPr>
-              <w:t xml:space="default">469.52</w:t>
-            </w:r>
-          </w:p>
-        </w:tc>
-        <w:tc>
-          <w:tcPr>
-            <w:tcBorders>
-              <w:top w:val="single" w:space="0" w:color="D3D3D3"/>
-              <w:bottom w:val="single" w:space="0" w:color="D3D3D3"/>
-              <w:start w:val="single" w:space="0" w:color="D3D3D3"/>
-              <w:end w:val="single" w:space="0" w:color="D3D3D3"/>
-            </w:tcBorders>
-          </w:tcPr>
-          <w:p>
-            <w:pPr>
-              <w:spacing w:before="0" w:after="60"/>
-              <w:keepNext/>
-              <w:jc w:val="end"/>
-            </w:pPr>
-            <w:r>
-              <w:rPr>
-                <w:rFonts w:ascii="Calibri" w:hAnsi="Calibri"/>
-                <w:sz w:val="20"/>
-              </w:rPr>
-              <w:t xml:space="default">44.95</w:t>
-            </w:r>
-          </w:p>
-        </w:tc>
-        <w:tc>
-          <w:tcPr>
-            <w:tcBorders>
-              <w:top w:val="single" w:space="0" w:color="D3D3D3"/>
-              <w:bottom w:val="single" w:space="0" w:color="D3D3D3"/>
-              <w:start w:val="single" w:space="0" w:color="D3D3D3"/>
-              <w:end w:val="single" w:space="0" w:color="D3D3D3"/>
-            </w:tcBorders>
-          </w:tcPr>
-          <w:p>
-            <w:pPr>
-              <w:spacing w:before="0" w:after="60"/>
-              <w:keepNext/>
-              <w:jc w:val="end"/>
-            </w:pPr>
-            <w:r>
-              <w:rPr>
-                <w:rFonts w:ascii="Calibri" w:hAnsi="Calibri"/>
-                <w:sz w:val="20"/>
-              </w:rPr>
-              <w:t xml:space="default">4</w:t>
-            </w:r>
-          </w:p>
-        </w:tc>
-        <w:tc>
-          <w:tcPr>
-            <w:tcBorders>
-              <w:top w:val="single" w:space="0" w:color="D3D3D3"/>
-              <w:bottom w:val="single" w:space="0" w:color="D3D3D3"/>
-              <w:start w:val="single" w:space="0" w:color="D3D3D3"/>
-              <w:end w:val="single" w:space="0" w:color="D3D3D3"/>
-            </w:tcBorders>
-          </w:tcPr>
-          <w:p>
-            <w:pPr>
-              <w:spacing w:before="0" w:after="60"/>
-              <w:keepNext/>
-              <w:jc w:val="end"/>
-            </w:pPr>
-            <w:r>
-              <w:rPr>
-                <w:rFonts w:ascii="Calibri" w:hAnsi="Calibri"/>
-                <w:sz w:val="20"/>
-              </w:rPr>
-              <w:t xml:space="default">58.77</w:t>
+              <w:t xml:space="default"> s(velocity, k = 4) + s(temp, k = 4) + s(depth, k = 4)</w:t>
+            </w:r>
+          </w:p>
+        </w:tc>
+        <w:tc>
+          <w:tcPr>
+            <w:tcBorders>
+              <w:top w:val="single" w:space="0" w:color="D3D3D3"/>
+              <w:bottom w:val="single" w:space="0" w:color="D3D3D3"/>
+              <w:start w:val="single" w:space="0" w:color="D3D3D3"/>
+              <w:end w:val="single" w:space="0" w:color="D3D3D3"/>
+            </w:tcBorders>
+          </w:tcPr>
+          <w:p>
+            <w:pPr>
+              <w:spacing w:before="0" w:after="60"/>
+              <w:keepNext/>
+              <w:jc w:val="end"/>
+            </w:pPr>
+            <w:r>
+              <w:rPr>
+                <w:rFonts w:ascii="Calibri" w:hAnsi="Calibri"/>
+                <w:sz w:val="20"/>
+              </w:rPr>
+              <w:t xml:space="default">10</w:t>
+            </w:r>
+          </w:p>
+        </w:tc>
+        <w:tc>
+          <w:tcPr>
+            <w:tcBorders>
+              <w:top w:val="single" w:space="0" w:color="D3D3D3"/>
+              <w:bottom w:val="single" w:space="0" w:color="D3D3D3"/>
+              <w:start w:val="single" w:space="0" w:color="D3D3D3"/>
+              <w:end w:val="single" w:space="0" w:color="D3D3D3"/>
+            </w:tcBorders>
+          </w:tcPr>
+          <w:p>
+            <w:pPr>
+              <w:spacing w:before="0" w:after="60"/>
+              <w:keepNext/>
+              <w:jc w:val="end"/>
+            </w:pPr>
+            <w:r>
+              <w:rPr>
+                <w:rFonts w:ascii="Calibri" w:hAnsi="Calibri"/>
+                <w:sz w:val="20"/>
+              </w:rPr>
+              <w:t xml:space="default">815.16</w:t>
+            </w:r>
+          </w:p>
+        </w:tc>
+        <w:tc>
+          <w:tcPr>
+            <w:tcBorders>
+              <w:top w:val="single" w:space="0" w:color="D3D3D3"/>
+              <w:bottom w:val="single" w:space="0" w:color="D3D3D3"/>
+              <w:start w:val="single" w:space="0" w:color="D3D3D3"/>
+              <w:end w:val="single" w:space="0" w:color="D3D3D3"/>
+            </w:tcBorders>
+          </w:tcPr>
+          <w:p>
+            <w:pPr>
+              <w:spacing w:before="0" w:after="60"/>
+              <w:keepNext/>
+              <w:jc w:val="end"/>
+            </w:pPr>
+            <w:r>
+              <w:rPr>
+                <w:rFonts w:ascii="Calibri" w:hAnsi="Calibri"/>
+                <w:sz w:val="20"/>
+              </w:rPr>
+              <w:t xml:space="default">50.27</w:t>
+            </w:r>
+          </w:p>
+        </w:tc>
+        <w:tc>
+          <w:tcPr>
+            <w:tcBorders>
+              <w:top w:val="single" w:space="0" w:color="D3D3D3"/>
+              <w:bottom w:val="single" w:space="0" w:color="D3D3D3"/>
+              <w:start w:val="single" w:space="0" w:color="D3D3D3"/>
+              <w:end w:val="single" w:space="0" w:color="D3D3D3"/>
+            </w:tcBorders>
+          </w:tcPr>
+          <w:p>
+            <w:pPr>
+              <w:spacing w:before="0" w:after="60"/>
+              <w:keepNext/>
+              <w:jc w:val="end"/>
+            </w:pPr>
+            <w:r>
+              <w:rPr>
+                <w:rFonts w:ascii="Calibri" w:hAnsi="Calibri"/>
+                <w:sz w:val="20"/>
+              </w:rPr>
+              <w:t xml:space="default">2</w:t>
+            </w:r>
+          </w:p>
+        </w:tc>
+        <w:tc>
+          <w:tcPr>
+            <w:tcBorders>
+              <w:top w:val="single" w:space="0" w:color="D3D3D3"/>
+              <w:bottom w:val="single" w:space="0" w:color="D3D3D3"/>
+              <w:start w:val="single" w:space="0" w:color="D3D3D3"/>
+              <w:end w:val="single" w:space="0" w:color="D3D3D3"/>
+            </w:tcBorders>
+          </w:tcPr>
+          <w:p>
+            <w:pPr>
+              <w:spacing w:before="0" w:after="60"/>
+              <w:keepNext/>
+              <w:jc w:val="end"/>
+            </w:pPr>
+            <w:r>
+              <w:rPr>
+                <w:rFonts w:ascii="Calibri" w:hAnsi="Calibri"/>
+                <w:sz w:val="20"/>
+              </w:rPr>
+              <w:t xml:space="default">63.21</w:t>
             </w:r>
           </w:p>
         </w:tc>
@@ -637,127 +637,127 @@
                 <w:rFonts w:ascii="Calibri" w:hAnsi="Calibri"/>
                 <w:sz w:val="20"/>
               </w:rPr>
-              <w:t xml:space="default"> s(velocity, k = 4) + s(temp, k = 4) + s(depth, k = 4)</w:t>
-            </w:r>
-          </w:p>
-        </w:tc>
-        <w:tc>
-          <w:tcPr>
-            <w:tcBorders>
-              <w:top w:val="single" w:space="0" w:color="D3D3D3"/>
-              <w:bottom w:val="single" w:space="0" w:color="D3D3D3"/>
-              <w:start w:val="single" w:space="0" w:color="D3D3D3"/>
-              <w:end w:val="single" w:space="0" w:color="D3D3D3"/>
-            </w:tcBorders>
-          </w:tcPr>
-          <w:p>
-            <w:pPr>
-              <w:spacing w:before="0" w:after="60"/>
-              <w:keepNext/>
-              <w:jc w:val="end"/>
-            </w:pPr>
-            <w:r>
-              <w:rPr>
-                <w:rFonts w:ascii="Calibri" w:hAnsi="Calibri"/>
-                <w:sz w:val="20"/>
-              </w:rPr>
-              <w:t xml:space="default">10</w:t>
-            </w:r>
-          </w:p>
-        </w:tc>
-        <w:tc>
-          <w:tcPr>
-            <w:tcBorders>
-              <w:top w:val="single" w:space="0" w:color="D3D3D3"/>
-              <w:bottom w:val="single" w:space="0" w:color="D3D3D3"/>
-              <w:start w:val="single" w:space="0" w:color="D3D3D3"/>
-              <w:end w:val="single" w:space="0" w:color="D3D3D3"/>
-            </w:tcBorders>
-          </w:tcPr>
-          <w:p>
-            <w:pPr>
-              <w:spacing w:before="0" w:after="60"/>
-              <w:keepNext/>
-              <w:jc w:val="end"/>
-            </w:pPr>
-            <w:r>
-              <w:rPr>
-                <w:rFonts w:ascii="Calibri" w:hAnsi="Calibri"/>
-                <w:sz w:val="20"/>
-              </w:rPr>
-              <w:t xml:space="default">472.75</w:t>
-            </w:r>
-          </w:p>
-        </w:tc>
-        <w:tc>
-          <w:tcPr>
-            <w:tcBorders>
-              <w:top w:val="single" w:space="0" w:color="D3D3D3"/>
-              <w:bottom w:val="single" w:space="0" w:color="D3D3D3"/>
-              <w:start w:val="single" w:space="0" w:color="D3D3D3"/>
-              <w:end w:val="single" w:space="0" w:color="D3D3D3"/>
-            </w:tcBorders>
-          </w:tcPr>
-          <w:p>
-            <w:pPr>
-              <w:spacing w:before="0" w:after="60"/>
-              <w:keepNext/>
-              <w:jc w:val="end"/>
-            </w:pPr>
-            <w:r>
-              <w:rPr>
-                <w:rFonts w:ascii="Calibri" w:hAnsi="Calibri"/>
-                <w:sz w:val="20"/>
-              </w:rPr>
-              <w:t xml:space="default">48.19</w:t>
-            </w:r>
-          </w:p>
-        </w:tc>
-        <w:tc>
-          <w:tcPr>
-            <w:tcBorders>
-              <w:top w:val="single" w:space="0" w:color="D3D3D3"/>
-              <w:bottom w:val="single" w:space="0" w:color="D3D3D3"/>
-              <w:start w:val="single" w:space="0" w:color="D3D3D3"/>
-              <w:end w:val="single" w:space="0" w:color="D3D3D3"/>
-            </w:tcBorders>
-          </w:tcPr>
-          <w:p>
-            <w:pPr>
-              <w:spacing w:before="0" w:after="60"/>
-              <w:keepNext/>
-              <w:jc w:val="end"/>
-            </w:pPr>
-            <w:r>
-              <w:rPr>
-                <w:rFonts w:ascii="Calibri" w:hAnsi="Calibri"/>
-                <w:sz w:val="20"/>
-              </w:rPr>
-              <w:t xml:space="default">2</w:t>
-            </w:r>
-          </w:p>
-        </w:tc>
-        <w:tc>
-          <w:tcPr>
-            <w:tcBorders>
-              <w:top w:val="single" w:space="0" w:color="D3D3D3"/>
-              <w:bottom w:val="single" w:space="0" w:color="D3D3D3"/>
-              <w:start w:val="single" w:space="0" w:color="D3D3D3"/>
-              <w:end w:val="single" w:space="0" w:color="D3D3D3"/>
-            </w:tcBorders>
-          </w:tcPr>
-          <w:p>
-            <w:pPr>
-              <w:spacing w:before="0" w:after="60"/>
-              <w:keepNext/>
-              <w:jc w:val="end"/>
-            </w:pPr>
-            <w:r>
-              <w:rPr>
-                <w:rFonts w:ascii="Calibri" w:hAnsi="Calibri"/>
-                <w:sz w:val="20"/>
-              </w:rPr>
-              <w:t xml:space="default">60.83</w:t>
+              <w:t xml:space="default"> te(depth, temp, k = 3) + s(velocity, k = 4)</w:t>
+            </w:r>
+          </w:p>
+        </w:tc>
+        <w:tc>
+          <w:tcPr>
+            <w:tcBorders>
+              <w:top w:val="single" w:space="0" w:color="D3D3D3"/>
+              <w:bottom w:val="single" w:space="0" w:color="D3D3D3"/>
+              <w:start w:val="single" w:space="0" w:color="D3D3D3"/>
+              <w:end w:val="single" w:space="0" w:color="D3D3D3"/>
+            </w:tcBorders>
+          </w:tcPr>
+          <w:p>
+            <w:pPr>
+              <w:spacing w:before="0" w:after="60"/>
+              <w:keepNext/>
+              <w:jc w:val="end"/>
+            </w:pPr>
+            <w:r>
+              <w:rPr>
+                <w:rFonts w:ascii="Calibri" w:hAnsi="Calibri"/>
+                <w:sz w:val="20"/>
+              </w:rPr>
+              <w:t xml:space="default">12</w:t>
+            </w:r>
+          </w:p>
+        </w:tc>
+        <w:tc>
+          <w:tcPr>
+            <w:tcBorders>
+              <w:top w:val="single" w:space="0" w:color="D3D3D3"/>
+              <w:bottom w:val="single" w:space="0" w:color="D3D3D3"/>
+              <w:start w:val="single" w:space="0" w:color="D3D3D3"/>
+              <w:end w:val="single" w:space="0" w:color="D3D3D3"/>
+            </w:tcBorders>
+          </w:tcPr>
+          <w:p>
+            <w:pPr>
+              <w:spacing w:before="0" w:after="60"/>
+              <w:keepNext/>
+              <w:jc w:val="end"/>
+            </w:pPr>
+            <w:r>
+              <w:rPr>
+                <w:rFonts w:ascii="Calibri" w:hAnsi="Calibri"/>
+                <w:sz w:val="20"/>
+              </w:rPr>
+              <w:t xml:space="default">818.50</w:t>
+            </w:r>
+          </w:p>
+        </w:tc>
+        <w:tc>
+          <w:tcPr>
+            <w:tcBorders>
+              <w:top w:val="single" w:space="0" w:color="D3D3D3"/>
+              <w:bottom w:val="single" w:space="0" w:color="D3D3D3"/>
+              <w:start w:val="single" w:space="0" w:color="D3D3D3"/>
+              <w:end w:val="single" w:space="0" w:color="D3D3D3"/>
+            </w:tcBorders>
+          </w:tcPr>
+          <w:p>
+            <w:pPr>
+              <w:spacing w:before="0" w:after="60"/>
+              <w:keepNext/>
+              <w:jc w:val="end"/>
+            </w:pPr>
+            <w:r>
+              <w:rPr>
+                <w:rFonts w:ascii="Calibri" w:hAnsi="Calibri"/>
+                <w:sz w:val="20"/>
+              </w:rPr>
+              <w:t xml:space="default">53.61</w:t>
+            </w:r>
+          </w:p>
+        </w:tc>
+        <w:tc>
+          <w:tcPr>
+            <w:tcBorders>
+              <w:top w:val="single" w:space="0" w:color="D3D3D3"/>
+              <w:bottom w:val="single" w:space="0" w:color="D3D3D3"/>
+              <w:start w:val="single" w:space="0" w:color="D3D3D3"/>
+              <w:end w:val="single" w:space="0" w:color="D3D3D3"/>
+            </w:tcBorders>
+          </w:tcPr>
+          <w:p>
+            <w:pPr>
+              <w:spacing w:before="0" w:after="60"/>
+              <w:keepNext/>
+              <w:jc w:val="end"/>
+            </w:pPr>
+            <w:r>
+              <w:rPr>
+                <w:rFonts w:ascii="Calibri" w:hAnsi="Calibri"/>
+                <w:sz w:val="20"/>
+              </w:rPr>
+              <w:t xml:space="default">4</w:t>
+            </w:r>
+          </w:p>
+        </w:tc>
+        <w:tc>
+          <w:tcPr>
+            <w:tcBorders>
+              <w:top w:val="single" w:space="0" w:color="D3D3D3"/>
+              <w:bottom w:val="single" w:space="0" w:color="D3D3D3"/>
+              <w:start w:val="single" w:space="0" w:color="D3D3D3"/>
+              <w:end w:val="single" w:space="0" w:color="D3D3D3"/>
+            </w:tcBorders>
+          </w:tcPr>
+          <w:p>
+            <w:pPr>
+              <w:spacing w:before="0" w:after="60"/>
+              <w:keepNext/>
+              <w:jc w:val="end"/>
+            </w:pPr>
+            <w:r>
+              <w:rPr>
+                <w:rFonts w:ascii="Calibri" w:hAnsi="Calibri"/>
+                <w:sz w:val="20"/>
+              </w:rPr>
+              <w:t xml:space="default">64.17</w:t>
             </w:r>
           </w:p>
         </w:tc>
@@ -834,31 +834,31 @@
                 <w:rFonts w:ascii="Calibri" w:hAnsi="Calibri"/>
                 <w:sz w:val="20"/>
               </w:rPr>
-              <w:t xml:space="default">527.42</w:t>
-            </w:r>
-          </w:p>
-        </w:tc>
-        <w:tc>
-          <w:tcPr>
-            <w:tcBorders>
-              <w:top w:val="single" w:space="0" w:color="D3D3D3"/>
-              <w:bottom w:val="single" w:space="0" w:color="D3D3D3"/>
-              <w:start w:val="single" w:space="0" w:color="D3D3D3"/>
-              <w:end w:val="single" w:space="0" w:color="D3D3D3"/>
-            </w:tcBorders>
-          </w:tcPr>
-          <w:p>
-            <w:pPr>
-              <w:spacing w:before="0" w:after="60"/>
-              <w:keepNext/>
-              <w:jc w:val="end"/>
-            </w:pPr>
-            <w:r>
-              <w:rPr>
-                <w:rFonts w:ascii="Calibri" w:hAnsi="Calibri"/>
-                <w:sz w:val="20"/>
-              </w:rPr>
-              <w:t xml:space="default">102.85</w:t>
+              <w:t xml:space="default">886.01</w:t>
+            </w:r>
+          </w:p>
+        </w:tc>
+        <w:tc>
+          <w:tcPr>
+            <w:tcBorders>
+              <w:top w:val="single" w:space="0" w:color="D3D3D3"/>
+              <w:bottom w:val="single" w:space="0" w:color="D3D3D3"/>
+              <w:start w:val="single" w:space="0" w:color="D3D3D3"/>
+              <w:end w:val="single" w:space="0" w:color="D3D3D3"/>
+            </w:tcBorders>
+          </w:tcPr>
+          <w:p>
+            <w:pPr>
+              <w:spacing w:before="0" w:after="60"/>
+              <w:keepNext/>
+              <w:jc w:val="end"/>
+            </w:pPr>
+            <w:r>
+              <w:rPr>
+                <w:rFonts w:ascii="Calibri" w:hAnsi="Calibri"/>
+                <w:sz w:val="20"/>
+              </w:rPr>
+              <w:t xml:space="default">121.11</w:t>
             </w:r>
           </w:p>
         </w:tc>
@@ -906,156 +906,7 @@
                 <w:rFonts w:ascii="Calibri" w:hAnsi="Calibri"/>
                 <w:sz w:val="20"/>
               </w:rPr>
-              <w:t xml:space="default">71.71</w:t>
-            </w:r>
-          </w:p>
-        </w:tc>
-      </w:tr>
-      <w:tr>
-        <w:trPr>
-          <w:cantSplit/>
-        </w:trPr>
-        <w:tc>
-          <w:tcPr>
-            <w:tcBorders>
-              <w:top w:val="single" w:space="0" w:color="D3D3D3"/>
-              <w:bottom w:val="single" w:space="0" w:color="D3D3D3"/>
-              <w:start w:val="single" w:space="0" w:color="D3D3D3"/>
-              <w:end w:val="single" w:space="0" w:color="D3D3D3"/>
-            </w:tcBorders>
-          </w:tcPr>
-          <w:p>
-            <w:pPr>
-              <w:spacing w:before="0" w:after="60"/>
-              <w:keepNext/>
-              <w:jc w:val="start"/>
-            </w:pPr>
-            <w:r>
-              <w:rPr>
-                <w:rFonts w:ascii="Calibri" w:hAnsi="Calibri"/>
-                <w:sz w:val="20"/>
-              </w:rPr>
-              <w:t xml:space="default">diffusion only</w:t>
-            </w:r>
-          </w:p>
-        </w:tc>
-        <w:tc>
-          <w:tcPr>
-            <w:tcBorders>
-              <w:top w:val="single" w:space="0" w:color="D3D3D3"/>
-              <w:bottom w:val="single" w:space="0" w:color="D3D3D3"/>
-              <w:start w:val="single" w:space="0" w:color="D3D3D3"/>
-              <w:end w:val="single" w:space="0" w:color="D3D3D3"/>
-            </w:tcBorders>
-          </w:tcPr>
-          <w:p>
-            <w:pPr>
-              <w:spacing w:before="0" w:after="60"/>
-              <w:keepNext/>
-              <w:jc w:val="end"/>
-            </w:pPr>
-            <w:r>
-              <w:rPr>
-                <w:rFonts w:ascii="Calibri" w:hAnsi="Calibri"/>
-                <w:sz w:val="20"/>
-              </w:rPr>
-              <w:t xml:space="default">1</w:t>
-            </w:r>
-          </w:p>
-        </w:tc>
-        <w:tc>
-          <w:tcPr>
-            <w:tcBorders>
-              <w:top w:val="single" w:space="0" w:color="D3D3D3"/>
-              <w:bottom w:val="single" w:space="0" w:color="D3D3D3"/>
-              <w:start w:val="single" w:space="0" w:color="D3D3D3"/>
-              <w:end w:val="single" w:space="0" w:color="D3D3D3"/>
-            </w:tcBorders>
-          </w:tcPr>
-          <w:p>
-            <w:pPr>
-              <w:spacing w:before="0" w:after="60"/>
-              <w:keepNext/>
-              <w:jc w:val="end"/>
-            </w:pPr>
-            <w:r>
-              <w:rPr>
-                <w:rFonts w:ascii="Calibri" w:hAnsi="Calibri"/>
-                <w:sz w:val="20"/>
-              </w:rPr>
-              <w:t xml:space="default">643.74</w:t>
-            </w:r>
-          </w:p>
-        </w:tc>
-        <w:tc>
-          <w:tcPr>
-            <w:tcBorders>
-              <w:top w:val="single" w:space="0" w:color="D3D3D3"/>
-              <w:bottom w:val="single" w:space="0" w:color="D3D3D3"/>
-              <w:start w:val="single" w:space="0" w:color="D3D3D3"/>
-              <w:end w:val="single" w:space="0" w:color="D3D3D3"/>
-            </w:tcBorders>
-          </w:tcPr>
-          <w:p>
-            <w:pPr>
-              <w:spacing w:before="0" w:after="60"/>
-              <w:keepNext/>
-              <w:jc w:val="end"/>
-            </w:pPr>
-            <w:r>
-              <w:rPr>
-                <w:rFonts w:ascii="Calibri" w:hAnsi="Calibri"/>
-                <w:sz w:val="20"/>
-              </w:rPr>
-              <w:t xml:space="default">219.18</w:t>
-            </w:r>
-          </w:p>
-        </w:tc>
-        <w:tc>
-          <w:tcPr>
-            <w:tcBorders>
-              <w:top w:val="single" w:space="0" w:color="D3D3D3"/>
-              <w:bottom w:val="single" w:space="0" w:color="D3D3D3"/>
-              <w:start w:val="single" w:space="0" w:color="D3D3D3"/>
-              <w:end w:val="single" w:space="0" w:color="D3D3D3"/>
-            </w:tcBorders>
-          </w:tcPr>
-          <w:p>
-            <w:pPr>
-              <w:spacing w:before="0" w:after="60"/>
-              <w:keepNext/>
-              <w:jc w:val="end"/>
-            </w:pPr>
-            <w:r>
-              <w:rPr>
-                <w:rFonts w:ascii="Calibri" w:hAnsi="Calibri"/>
-                <w:sz w:val="20"/>
-              </w:rPr>
-              <w:t xml:space="default">6</w:t>
-            </w:r>
-          </w:p>
-        </w:tc>
-        <w:tc>
-          <w:tcPr>
-            <w:tcBorders>
-              <w:top w:val="single" w:space="0" w:color="D3D3D3"/>
-              <w:bottom w:val="single" w:space="0" w:color="D3D3D3"/>
-              <w:start w:val="single" w:space="0" w:color="D3D3D3"/>
-              <w:end w:val="single" w:space="0" w:color="D3D3D3"/>
-            </w:tcBorders>
-          </w:tcPr>
-          <w:p>
-            <w:pPr>
-              <w:spacing w:before="0" w:after="60"/>
-              <w:keepNext/>
-              <w:jc w:val="end"/>
-            </w:pPr>
-            <w:r>
-              <w:rPr>
-                <w:rFonts w:ascii="Calibri" w:hAnsi="Calibri"/>
-                <w:sz w:val="20"/>
-              </w:rPr>
-              <w:t xml:space="default">101.79</w:t>
+              <w:t xml:space="default">70.41</w:t>
             </w:r>
           </w:p>
         </w:tc>

--- a/figs/tables/table2.docx
+++ b/figs/tables/table2.docx
@@ -310,7 +310,7 @@
                 <w:sz w:val="20"/>
                 <w:b w:val="true"/>
               </w:rPr>
-              <w:t xml:space="default">54.49</w:t>
+              <w:t xml:space="default">54.50</w:t>
             </w:r>
           </w:p>
         </w:tc>
@@ -459,7 +459,7 @@
                 <w:rFonts w:ascii="Calibri" w:hAnsi="Calibri"/>
                 <w:sz w:val="20"/>
               </w:rPr>
-              <w:t xml:space="default">57.09</w:t>
+              <w:t xml:space="default">57.10</w:t>
             </w:r>
           </w:p>
         </w:tc>
@@ -907,6 +907,155 @@
                 <w:sz w:val="20"/>
               </w:rPr>
               <w:t xml:space="default">70.41</w:t>
+            </w:r>
+          </w:p>
+        </w:tc>
+      </w:tr>
+      <w:tr>
+        <w:trPr>
+          <w:cantSplit/>
+        </w:trPr>
+        <w:tc>
+          <w:tcPr>
+            <w:tcBorders>
+              <w:top w:val="single" w:space="0" w:color="D3D3D3"/>
+              <w:bottom w:val="single" w:space="0" w:color="D3D3D3"/>
+              <w:start w:val="single" w:space="0" w:color="D3D3D3"/>
+              <w:end w:val="single" w:space="0" w:color="D3D3D3"/>
+            </w:tcBorders>
+          </w:tcPr>
+          <w:p>
+            <w:pPr>
+              <w:spacing w:before="0" w:after="60"/>
+              <w:keepNext/>
+              <w:jc w:val="start"/>
+            </w:pPr>
+            <w:r>
+              <w:rPr>
+                <w:rFonts w:ascii="Calibri" w:hAnsi="Calibri"/>
+                <w:sz w:val="20"/>
+              </w:rPr>
+              <w:t xml:space="default">diffusion only</w:t>
+            </w:r>
+          </w:p>
+        </w:tc>
+        <w:tc>
+          <w:tcPr>
+            <w:tcBorders>
+              <w:top w:val="single" w:space="0" w:color="D3D3D3"/>
+              <w:bottom w:val="single" w:space="0" w:color="D3D3D3"/>
+              <w:start w:val="single" w:space="0" w:color="D3D3D3"/>
+              <w:end w:val="single" w:space="0" w:color="D3D3D3"/>
+            </w:tcBorders>
+          </w:tcPr>
+          <w:p>
+            <w:pPr>
+              <w:spacing w:before="0" w:after="60"/>
+              <w:keepNext/>
+              <w:jc w:val="end"/>
+            </w:pPr>
+            <w:r>
+              <w:rPr>
+                <w:rFonts w:ascii="Calibri" w:hAnsi="Calibri"/>
+                <w:sz w:val="20"/>
+              </w:rPr>
+              <w:t xml:space="default">1</w:t>
+            </w:r>
+          </w:p>
+        </w:tc>
+        <w:tc>
+          <w:tcPr>
+            <w:tcBorders>
+              <w:top w:val="single" w:space="0" w:color="D3D3D3"/>
+              <w:bottom w:val="single" w:space="0" w:color="D3D3D3"/>
+              <w:start w:val="single" w:space="0" w:color="D3D3D3"/>
+              <w:end w:val="single" w:space="0" w:color="D3D3D3"/>
+            </w:tcBorders>
+          </w:tcPr>
+          <w:p>
+            <w:pPr>
+              <w:spacing w:before="0" w:after="60"/>
+              <w:keepNext/>
+              <w:jc w:val="end"/>
+            </w:pPr>
+            <w:r>
+              <w:rPr>
+                <w:rFonts w:ascii="Calibri" w:hAnsi="Calibri"/>
+                <w:sz w:val="20"/>
+              </w:rPr>
+              <w:t xml:space="default">1097.87</w:t>
+            </w:r>
+          </w:p>
+        </w:tc>
+        <w:tc>
+          <w:tcPr>
+            <w:tcBorders>
+              <w:top w:val="single" w:space="0" w:color="D3D3D3"/>
+              <w:bottom w:val="single" w:space="0" w:color="D3D3D3"/>
+              <w:start w:val="single" w:space="0" w:color="D3D3D3"/>
+              <w:end w:val="single" w:space="0" w:color="D3D3D3"/>
+            </w:tcBorders>
+          </w:tcPr>
+          <w:p>
+            <w:pPr>
+              <w:spacing w:before="0" w:after="60"/>
+              <w:keepNext/>
+              <w:jc w:val="end"/>
+            </w:pPr>
+            <w:r>
+              <w:rPr>
+                <w:rFonts w:ascii="Calibri" w:hAnsi="Calibri"/>
+                <w:sz w:val="20"/>
+              </w:rPr>
+              <w:t xml:space="default">332.98</w:t>
+            </w:r>
+          </w:p>
+        </w:tc>
+        <w:tc>
+          <w:tcPr>
+            <w:tcBorders>
+              <w:top w:val="single" w:space="0" w:color="D3D3D3"/>
+              <w:bottom w:val="single" w:space="0" w:color="D3D3D3"/>
+              <w:start w:val="single" w:space="0" w:color="D3D3D3"/>
+              <w:end w:val="single" w:space="0" w:color="D3D3D3"/>
+            </w:tcBorders>
+          </w:tcPr>
+          <w:p>
+            <w:pPr>
+              <w:spacing w:before="0" w:after="60"/>
+              <w:keepNext/>
+              <w:jc w:val="end"/>
+            </w:pPr>
+            <w:r>
+              <w:rPr>
+                <w:rFonts w:ascii="Calibri" w:hAnsi="Calibri"/>
+                <w:sz w:val="20"/>
+              </w:rPr>
+              <w:t xml:space="default">6</w:t>
+            </w:r>
+          </w:p>
+        </w:tc>
+        <w:tc>
+          <w:tcPr>
+            <w:tcBorders>
+              <w:top w:val="single" w:space="0" w:color="D3D3D3"/>
+              <w:bottom w:val="single" w:space="0" w:color="D3D3D3"/>
+              <w:start w:val="single" w:space="0" w:color="D3D3D3"/>
+              <w:end w:val="single" w:space="0" w:color="D3D3D3"/>
+            </w:tcBorders>
+          </w:tcPr>
+          <w:p>
+            <w:pPr>
+              <w:spacing w:before="0" w:after="60"/>
+              <w:keepNext/>
+              <w:jc w:val="end"/>
+            </w:pPr>
+            <w:r>
+              <w:rPr>
+                <w:rFonts w:ascii="Calibri" w:hAnsi="Calibri"/>
+                <w:sz w:val="20"/>
+              </w:rPr>
+              <w:t xml:space="default">104.68</w:t>
             </w:r>
           </w:p>
         </w:tc>
@@ -917,7 +1066,11 @@
         <w:pStyle w:val="FirstParagraph"/>
       </w:pPr>
     </w:p>
-    <w:sectPr/>
+    <w:sectPr>
+      <w:footnotePr>
+        <w:numRestart w:val="eachSect"/>
+      </w:footnotePr>
+    </w:sectPr>
   </w:body>
 </w:document>
 </file>
@@ -1034,10 +1187,10 @@
   <w:docDefaults>
     <w:rPrDefault>
       <w:rPr>
-        <w:rFonts w:asciiTheme="minorHAnsi" w:cstheme="minorBidi" w:eastAsiaTheme="minorHAnsi" w:hAnsiTheme="minorHAnsi"/>
+        <w:rFonts w:asciiTheme="minorHAnsi" w:cstheme="minorBidi" w:eastAsiaTheme="minorEastAsia" w:hAnsiTheme="minorHAnsi"/>
         <w:sz w:val="24"/>
         <w:szCs w:val="24"/>
-        <w:lang w:bidi="ar-SA" w:eastAsia="en-US" w:val="en-US"/>
+        <w:lang w:bidi="ar-SA" w:eastAsia="zh-CN" w:val="en-US"/>
       </w:rPr>
     </w:rPrDefault>
     <w:pPrDefault>
@@ -1089,8 +1242,6 @@
     </w:pPr>
     <w:rPr>
       <w:rFonts w:asciiTheme="majorHAnsi" w:cstheme="majorBidi" w:eastAsiaTheme="majorEastAsia" w:hAnsiTheme="majorHAnsi"/>
-      <w:spacing w:val="-10"/>
-      <w:kern w:val="28"/>
       <w:sz w:val="56"/>
       <w:szCs w:val="56"/>
     </w:rPr>
@@ -1103,8 +1254,6 @@
     <w:rsid w:val="00A10FD9"/>
     <w:rPr>
       <w:rFonts w:asciiTheme="majorHAnsi" w:cstheme="majorBidi" w:eastAsiaTheme="majorEastAsia" w:hAnsiTheme="majorHAnsi"/>
-      <w:spacing w:val="-10"/>
-      <w:kern w:val="28"/>
       <w:sz w:val="56"/>
       <w:szCs w:val="56"/>
     </w:rPr>
@@ -1145,23 +1294,31 @@
   </w:style>
   <w:style w:customStyle="1" w:styleId="Author" w:type="paragraph">
     <w:name w:val="Author"/>
+    <w:basedOn w:val="Title"/>
     <w:next w:val="BodyText"/>
     <w:qFormat/>
     <w:pPr>
       <w:keepNext/>
       <w:keepLines/>
-      <w:jc w:val="center"/>
-    </w:pPr>
+    </w:pPr>
+    <w:rPr>
+      <w:sz w:val="24"/>
+      <w:szCs w:val="24"/>
+    </w:rPr>
   </w:style>
   <w:style w:styleId="Date" w:type="paragraph">
     <w:name w:val="Date"/>
+    <w:basedOn w:val="Title"/>
     <w:next w:val="BodyText"/>
     <w:qFormat/>
     <w:pPr>
       <w:keepNext/>
       <w:keepLines/>
-      <w:jc w:val="center"/>
-    </w:pPr>
+    </w:pPr>
+    <w:rPr>
+      <w:sz w:val="24"/>
+      <w:szCs w:val="24"/>
+    </w:rPr>
   </w:style>
   <w:style w:customStyle="1" w:styleId="AbstractTitle" w:type="paragraph">
     <w:name w:val="Abstract Title"/>
@@ -1574,13 +1731,6 @@
       </w:tblCellMar>
     </w:tblPr>
     <w:tblStylePr w:type="firstRow">
-      <w:tblPr>
-        <w:jc w:val="left"/>
-        <w:tblInd w:type="dxa" w:w="0"/>
-      </w:tblPr>
-      <w:trPr>
-        <w:jc w:val="left"/>
-      </w:trPr>
       <w:tcPr>
         <w:tcBorders>
           <w:bottom w:val="single"/>
